--- a/KHBD_Tin_học/Tiền_tiểu_học/Tuần_12/KHBD_Tin_hoc_Tiền_tiểu_học_Tiet11_ANH_GIA_INH_KY_1.docx
+++ b/KHBD_Tin_học/Tiền_tiểu_học/Tuần_12/KHBD_Tin_hoc_Tiền_tiểu_học_Tiet11_ANH_GIA_INH_KY_1.docx
@@ -360,12 +360,12 @@
       </w:pPr>
       <w:r>
         <w:rPr>
-          <w:rFonts w:ascii="Times New Roman" w:hAnsi="Times New Roman" w:eastAsia="Times New Roman"/>
+          <w:rFonts w:ascii="Times New Roman" w:hAnsi="Times New Roman" w:eastAsia="Times New Roman" w:cs="Times New Roman"/>
           <w:b w:val="0"/>
           <w:i w:val="0"/>
           <w:sz w:val="26"/>
         </w:rPr>
-        <w:t>- Miền I. Khai thác dữ liệu và thông tin (thành tố 1.1. Duyệt, tìm kiếm và lọc dữ liệu, thông tin và nội dung số – Bậc 1): Khai thác thông tin số, dữ liệu đa phương tiện an toàn phục vụ bài học. (Đạt được thông qua Hoạt động 2)</w:t>
+        <w:t>- Miền V. Giải quyết vấn đề (thành tố 5.4. Xác định các vấn đề cần cải thiện về NLS – Bậc 1): Nhận ra được NLS của tôi cần được cải thiện hoặc cập nhật ở đâu; Xác định được nơi để tìm kiếm cơ hội phát triển bản thân và cập nhật sự phát triển công nghệ số. (Đạt được thông qua Hoạt động 2, Hoạt động 3).</w:t>
       </w:r>
     </w:p>
     <w:p>
@@ -376,12 +376,12 @@
       </w:pPr>
       <w:r>
         <w:rPr>
-          <w:rFonts w:ascii="Times New Roman" w:hAnsi="Times New Roman" w:eastAsia="Times New Roman"/>
+          <w:rFonts w:ascii="Times New Roman" w:hAnsi="Times New Roman" w:eastAsia="Times New Roman" w:cs="Times New Roman"/>
           <w:b w:val="0"/>
           <w:i w:val="0"/>
           <w:sz w:val="26"/>
         </w:rPr>
-        <w:t>- Miền IV. An toàn (thành tố 4.1. Bảo vệ thiết bị – Bậc 1): Tuân thủ quy tắc an toàn về điện, bảo vệ mắt và giữ vệ sinh thiết bị phòng máy. (Đạt được thông qua Hoạt động 3, Hoạt động 4)</w:t>
+        <w:t>- Miền I. Khai thác dữ liệu và thông tin (thành tố 1.2. Đánh giá dữ liệu, thông tin và nội dung số – Bậc 1): Phát hiện được độ tin cậy và độ chính xác của các nguồn chung của dữ liệu, thông tin và nội dung số. (Đạt được thông qua Hoạt động 2, Hoạt động 3).</w:t>
       </w:r>
     </w:p>
     <w:p>

--- a/KHBD_Tin_học/Tiền_tiểu_học/Tuần_12/KHBD_Tin_hoc_Tiền_tiểu_học_Tiet11_ANH_GIA_INH_KY_1.docx
+++ b/KHBD_Tin_học/Tiền_tiểu_học/Tuần_12/KHBD_Tin_hoc_Tiền_tiểu_học_Tiet11_ANH_GIA_INH_KY_1.docx
@@ -355,7 +355,7 @@
           <w:i w:val="0"/>
           <w:sz w:val="26"/>
         </w:rPr>
-        <w:t>- NLa (Sử dụng và quản lí các phương tiện ICT): Nhận diện và thao tác đúng các công cụ, phần mềm trong bài ĐÁNH GIÁ ĐỊNH KỲ 1. (Đạt được thông qua Hoạt động 2)</w:t>
+        <w:t>- NLd (Ứng dụng ICT trong học và tự học): Sử dụng phần mềm để tạo ra sản phẩm số hoàn chỉnh phục vụ học tập và đời sống trong bài ĐÁNH GIÁ ĐỊNH KỲ 1. (Đạt được thông qua Hoạt động 3)</w:t>
       </w:r>
     </w:p>
     <w:p>
@@ -371,7 +371,7 @@
           <w:i w:val="0"/>
           <w:sz w:val="26"/>
         </w:rPr>
-        <w:t>- NLd (Ứng dụng ICT trong học và tự học): Sử dụng phần mềm tạo sản phẩm số phục vụ học tập. (Đạt được thông qua Hoạt động 3)</w:t>
+        <w:t>- NLa (Sử dụng và quản lí các phương tiện ICT): Thao tác thành thạo bàn phím, chuột và giao diện chức năng của phần mềm. (Đạt được thông qua Hoạt động 2)</w:t>
       </w:r>
     </w:p>
     <w:p>
